--- a/Respostas_tech_challenge_5.docx
+++ b/Respostas_tech_challenge_5.docx
@@ -4,7 +4,64 @@
   <w:body>
     <w:p>
       <w:r>
-        <w:t xml:space="preserve">Adequação do nível (IAN): </w:t>
+        <w:t>Tech Challenge – Fase 5 -  Datathon</w:t>
+      </w:r>
+    </w:p>
+    <w:p>
+      <w:r>
+        <w:t>Questões referentes ao projeto Passos Mágicos</w:t>
+      </w:r>
+    </w:p>
+    <w:p>
+      <w:pPr>
+        <w:rPr>
+          <w:b/>
+          <w:bCs/>
+        </w:rPr>
+      </w:pPr>
+      <w:r>
+        <w:rPr>
+          <w:b/>
+          <w:bCs/>
+        </w:rPr>
+        <w:t>Responsável: Alexandre Afonso de Carvalho</w:t>
+      </w:r>
+    </w:p>
+    <w:p>
+      <w:pPr>
+        <w:rPr>
+          <w:b/>
+          <w:bCs/>
+        </w:rPr>
+      </w:pPr>
+      <w:r>
+        <w:rPr>
+          <w:b/>
+          <w:bCs/>
+        </w:rPr>
+        <w:t xml:space="preserve">RN: </w:t>
+      </w:r>
+      <w:r>
+        <w:rPr>
+          <w:b/>
+          <w:bCs/>
+        </w:rPr>
+        <w:t>358820</w:t>
+      </w:r>
+    </w:p>
+    <w:p>
+      <w:pPr>
+        <w:rPr>
+          <w:b/>
+          <w:bCs/>
+        </w:rPr>
+      </w:pPr>
+      <w:r>
+        <w:rPr>
+          <w:b/>
+          <w:bCs/>
+        </w:rPr>
+        <w:t>Pós Tech Data Analytics 9DTAT</w:t>
       </w:r>
     </w:p>
     <w:p>
@@ -109,7 +166,6 @@
           <w:b/>
           <w:bCs/>
         </w:rPr>
-        <w:lastRenderedPageBreak/>
         <w:t>Q0</w:t>
       </w:r>
       <w:r>
@@ -265,7 +321,6 @@
           <w:b/>
           <w:bCs/>
         </w:rPr>
-        <w:lastRenderedPageBreak/>
         <w:t>Q0</w:t>
       </w:r>
       <w:r>
@@ -401,7 +456,6 @@
           <w:b/>
           <w:bCs/>
         </w:rPr>
-        <w:lastRenderedPageBreak/>
         <w:t>Q</w:t>
       </w:r>
       <w:r>
@@ -521,6 +575,16 @@
       </w:r>
     </w:p>
     <w:p/>
+    <w:p/>
+    <w:p/>
+    <w:p/>
+    <w:p/>
+    <w:p/>
+    <w:p/>
+    <w:p/>
+    <w:p/>
+    <w:p/>
+    <w:p/>
     <w:p>
       <w:pPr>
         <w:rPr>
@@ -533,6 +597,7 @@
           <w:b/>
           <w:bCs/>
         </w:rPr>
+        <w:lastRenderedPageBreak/>
         <w:t>Q</w:t>
       </w:r>
       <w:r>
@@ -626,7 +691,6 @@
     </w:p>
     <w:p>
       <w:r>
-        <w:lastRenderedPageBreak/>
         <w:t xml:space="preserve">R: </w:t>
       </w:r>
       <w:r>
@@ -769,7 +833,6 @@
         <w:t>.</w:t>
       </w:r>
     </w:p>
-    <w:p/>
     <w:p>
       <w:pPr>
         <w:rPr>
@@ -782,6 +845,7 @@
           <w:b/>
           <w:bCs/>
         </w:rPr>
+        <w:lastRenderedPageBreak/>
         <w:t>Q</w:t>
       </w:r>
       <w:r>
@@ -867,14 +931,12 @@
     </w:p>
     <w:p>
       <w:r>
-        <w:lastRenderedPageBreak/>
         <w:t xml:space="preserve">R: </w:t>
       </w:r>
       <w:r>
         <w:t>O fator principal é o desempenho acadêmico (IDA), que mostra que o aluno realmente dominou o conteúdo. Logo em seguida, temos o suporte emocional (IPP), que funciona como o alicerce para que esse desempenho aconteça. Por fim, o engajamento (IEG) garante que o aluno esteja presente e dedicado. Outros fatores sociais (IPS) mostraram menos impacto direto nesta análise, o que permite afirmar que, para transformar vidas, o Mentor Digital deve priorizar o equilíbrio entre nota, apoio emocional e participação ativa.</w:t>
       </w:r>
     </w:p>
-    <w:p/>
     <w:p>
       <w:pPr>
         <w:rPr>
@@ -991,75 +1053,56 @@
         <w:t xml:space="preserve"> melhor forma de elevar a nota geral dos alunos é fortalecendo, ao mesmo tempo, o desempenho escolar e o engajamento nas atividades. Os dados mostram que esses dois fatores são os maiores motores do sucesso. O 'Ponto de Virada' também aparece como um momento crucial, onde a evolução do aluno realmente dispara. Por fim, entendemos que o suporte emocional e social funciona como uma rede de segurança: eles garantem que o aluno tenha estabilidade para continuar tirando boas notas e participando ativamente, sem desistir pelo caminho.</w:t>
       </w:r>
     </w:p>
-    <w:p/>
-    <w:p/>
-    <w:p/>
-    <w:p/>
-    <w:p/>
-    <w:p/>
-    <w:p/>
-    <w:p/>
-    <w:p/>
-    <w:p/>
-    <w:p/>
-    <w:p/>
-    <w:p>
-      <w:pPr>
-        <w:rPr>
-          <w:b/>
-          <w:bCs/>
-        </w:rPr>
-      </w:pPr>
-      <w:r>
-        <w:rPr>
-          <w:b/>
-          <w:bCs/>
+    <w:p>
+      <w:r>
+        <w:rPr>
+          <w:b/>
+          <w:bCs/>
+        </w:rPr>
+        <w:t>Q</w:t>
+      </w:r>
+      <w:r>
+        <w:rPr>
+          <w:b/>
+          <w:bCs/>
+        </w:rPr>
+        <w:t>0</w:t>
+      </w:r>
+      <w:r>
+        <w:rPr>
+          <w:b/>
+          <w:bCs/>
+        </w:rPr>
+        <w:t>9</w:t>
+      </w:r>
+      <w:r>
+        <w:rPr>
+          <w:b/>
+          <w:bCs/>
+        </w:rPr>
+        <w:t>)</w:t>
+      </w:r>
+      <w:r>
+        <w:rPr>
+          <w:b/>
+          <w:bCs/>
+        </w:rPr>
+        <w:t xml:space="preserve"> </w:t>
+      </w:r>
+      <w:r>
+        <w:rPr>
+          <w:b/>
+          <w:bCs/>
+        </w:rPr>
+        <w:t xml:space="preserve">Previsão de risco com Machine Learning: Quais padrões nos indicadores permitem identificar alunos em risco antes de queda no desempenho ou aumento da defasagem? </w:t>
+      </w:r>
+    </w:p>
+    <w:p>
+      <w:r>
+        <w:rPr>
+          <w:noProof/>
         </w:rPr>
         <w:lastRenderedPageBreak/>
-        <w:t>Q</w:t>
-      </w:r>
-      <w:r>
-        <w:rPr>
-          <w:b/>
-          <w:bCs/>
-        </w:rPr>
-        <w:t>0</w:t>
-      </w:r>
-      <w:r>
-        <w:rPr>
-          <w:b/>
-          <w:bCs/>
-        </w:rPr>
-        <w:t>9</w:t>
-      </w:r>
-      <w:r>
-        <w:rPr>
-          <w:b/>
-          <w:bCs/>
-        </w:rPr>
-        <w:t>)</w:t>
-      </w:r>
-      <w:r>
-        <w:rPr>
-          <w:b/>
-          <w:bCs/>
-        </w:rPr>
-        <w:t xml:space="preserve"> </w:t>
-      </w:r>
-      <w:r>
-        <w:rPr>
-          <w:b/>
-          <w:bCs/>
-        </w:rPr>
-        <w:t xml:space="preserve">Previsão de risco com Machine Learning: Quais padrões nos indicadores permitem identificar alunos em risco antes de queda no desempenho ou aumento da defasagem? </w:t>
-      </w:r>
-    </w:p>
-    <w:p/>
-    <w:p>
-      <w:r>
-        <w:rPr>
-          <w:noProof/>
-        </w:rPr>
         <w:drawing>
           <wp:inline distT="0" distB="0" distL="0" distR="0" wp14:anchorId="0629450F" wp14:editId="2F67DA88">
             <wp:extent cx="4515922" cy="2886075"/>
@@ -1212,11 +1255,7 @@
         <w:t xml:space="preserve">R: </w:t>
       </w:r>
       <w:r>
-        <w:t xml:space="preserve">Os indicadores confirmam que a Passos Mágicos causa um impacto real. Não é coincidência que alunos em fases avançadas tenham notas tão superiores aos iniciantes; isso é o resultado direto da metodologia aplicada. O 'Ponto de Virada' nos mostra que essa evolução é sólida e está ancorada em uma mudança real de atitude do jovem. No fim das contas, o sucesso do </w:t>
-      </w:r>
-      <w:r>
-        <w:lastRenderedPageBreak/>
-        <w:t>projeto é multidimensional: ele melhora a nota, aumenta o interesse e fortalece o emocional, transformando verdadeiramente o futuro de cada aluno.</w:t>
+        <w:t>Os indicadores confirmam que a Passos Mágicos causa um impacto real. Não é coincidência que alunos em fases avançadas tenham notas tão superiores aos iniciantes; isso é o resultado direto da metodologia aplicada. O 'Ponto de Virada' nos mostra que essa evolução é sólida e está ancorada em uma mudança real de atitude do jovem. No fim das contas, o sucesso do projeto é multidimensional: ele melhora a nota, aumenta o interesse e fortalece o emocional, transformando verdadeiramente o futuro de cada aluno.</w:t>
       </w:r>
     </w:p>
     <w:p/>
@@ -1833,7 +1872,6 @@
   <w:style w:type="character" w:default="1" w:styleId="Fontepargpadro">
     <w:name w:val="Default Paragraph Font"/>
     <w:uiPriority w:val="1"/>
-    <w:semiHidden/>
     <w:unhideWhenUsed/>
   </w:style>
   <w:style w:type="table" w:default="1" w:styleId="Tabelanormal">
